--- a/04-reformulacion/T2/docx/T2_21_Portada-resumen-ejecutivo-y-cierre.docx
+++ b/04-reformulacion/T2/docx/T2_21_Portada-resumen-ejecutivo-y-cierre.docx
@@ -457,7 +457,7 @@
                 <w:sz w:val="19"/>
                 <w:szCs w:val="19"/>
               </w:rPr>
-              <w:t xml:space="preserve">Paola Cevallos</w:t>
+              <w:t xml:space="preserve">Paola Zevallos</w:t>
             </w:r>
           </w:p>
         </w:tc>
